--- a/Tuan_05/Docker_Compose.docx
+++ b/Tuan_05/Docker_Compose.docx
@@ -957,6 +957,276 @@
     <w:p>
       <w:r>
         <w:t>Bài 09:</w:t>
+      </w:r>
+    </w:p>
+    <w:p>
+      <w:r>
+        <w:drawing>
+          <wp:inline distT="0" distB="0" distL="0" distR="0" wp14:anchorId="592F560E" wp14:editId="43E8AC6E">
+            <wp:extent cx="3982006" cy="1171739"/>
+            <wp:effectExtent l="0" t="0" r="0" b="9525"/>
+            <wp:docPr id="24" name="Picture 24"/>
+            <wp:cNvGraphicFramePr>
+              <a:graphicFrameLocks xmlns:a="http://schemas.openxmlformats.org/drawingml/2006/main" noChangeAspect="1"/>
+            </wp:cNvGraphicFramePr>
+            <a:graphic xmlns:a="http://schemas.openxmlformats.org/drawingml/2006/main">
+              <a:graphicData uri="http://schemas.openxmlformats.org/drawingml/2006/picture">
+                <pic:pic xmlns:pic="http://schemas.openxmlformats.org/drawingml/2006/picture">
+                  <pic:nvPicPr>
+                    <pic:cNvPr id="1" name=""/>
+                    <pic:cNvPicPr/>
+                  </pic:nvPicPr>
+                  <pic:blipFill>
+                    <a:blip r:embed="rId27"/>
+                    <a:stretch>
+                      <a:fillRect/>
+                    </a:stretch>
+                  </pic:blipFill>
+                  <pic:spPr>
+                    <a:xfrm>
+                      <a:off x="0" y="0"/>
+                      <a:ext cx="3982006" cy="1171739"/>
+                    </a:xfrm>
+                    <a:prstGeom prst="rect">
+                      <a:avLst/>
+                    </a:prstGeom>
+                  </pic:spPr>
+                </pic:pic>
+              </a:graphicData>
+            </a:graphic>
+          </wp:inline>
+        </w:drawing>
+      </w:r>
+    </w:p>
+    <w:p/>
+    <w:p>
+      <w:r>
+        <w:t>Bài 10:</w:t>
+      </w:r>
+    </w:p>
+    <w:p>
+      <w:r>
+        <w:lastRenderedPageBreak/>
+        <w:drawing>
+          <wp:inline distT="0" distB="0" distL="0" distR="0" wp14:anchorId="1382F8C5" wp14:editId="2D7E47A8">
+            <wp:extent cx="5943600" cy="3529965"/>
+            <wp:effectExtent l="0" t="0" r="0" b="0"/>
+            <wp:docPr id="25" name="Picture 25"/>
+            <wp:cNvGraphicFramePr>
+              <a:graphicFrameLocks xmlns:a="http://schemas.openxmlformats.org/drawingml/2006/main" noChangeAspect="1"/>
+            </wp:cNvGraphicFramePr>
+            <a:graphic xmlns:a="http://schemas.openxmlformats.org/drawingml/2006/main">
+              <a:graphicData uri="http://schemas.openxmlformats.org/drawingml/2006/picture">
+                <pic:pic xmlns:pic="http://schemas.openxmlformats.org/drawingml/2006/picture">
+                  <pic:nvPicPr>
+                    <pic:cNvPr id="1" name=""/>
+                    <pic:cNvPicPr/>
+                  </pic:nvPicPr>
+                  <pic:blipFill>
+                    <a:blip r:embed="rId28"/>
+                    <a:stretch>
+                      <a:fillRect/>
+                    </a:stretch>
+                  </pic:blipFill>
+                  <pic:spPr>
+                    <a:xfrm>
+                      <a:off x="0" y="0"/>
+                      <a:ext cx="5943600" cy="3529965"/>
+                    </a:xfrm>
+                    <a:prstGeom prst="rect">
+                      <a:avLst/>
+                    </a:prstGeom>
+                  </pic:spPr>
+                </pic:pic>
+              </a:graphicData>
+            </a:graphic>
+          </wp:inline>
+        </w:drawing>
+      </w:r>
+    </w:p>
+    <w:p>
+      <w:pPr>
+        <w:rPr>
+          <w:noProof/>
+        </w:rPr>
+      </w:pPr>
+      <w:r>
+        <w:t>Bài 11:</w:t>
+      </w:r>
+      <w:r>
+        <w:rPr>
+          <w:noProof/>
+        </w:rPr>
+        <w:t xml:space="preserve"> </w:t>
+      </w:r>
+      <w:r>
+        <w:drawing>
+          <wp:inline distT="0" distB="0" distL="0" distR="0" wp14:anchorId="45A31BF2" wp14:editId="335F93FB">
+            <wp:extent cx="5943600" cy="3691255"/>
+            <wp:effectExtent l="0" t="0" r="0" b="4445"/>
+            <wp:docPr id="27" name="Picture 27"/>
+            <wp:cNvGraphicFramePr>
+              <a:graphicFrameLocks xmlns:a="http://schemas.openxmlformats.org/drawingml/2006/main" noChangeAspect="1"/>
+            </wp:cNvGraphicFramePr>
+            <a:graphic xmlns:a="http://schemas.openxmlformats.org/drawingml/2006/main">
+              <a:graphicData uri="http://schemas.openxmlformats.org/drawingml/2006/picture">
+                <pic:pic xmlns:pic="http://schemas.openxmlformats.org/drawingml/2006/picture">
+                  <pic:nvPicPr>
+                    <pic:cNvPr id="1" name=""/>
+                    <pic:cNvPicPr/>
+                  </pic:nvPicPr>
+                  <pic:blipFill>
+                    <a:blip r:embed="rId29"/>
+                    <a:stretch>
+                      <a:fillRect/>
+                    </a:stretch>
+                  </pic:blipFill>
+                  <pic:spPr>
+                    <a:xfrm>
+                      <a:off x="0" y="0"/>
+                      <a:ext cx="5943600" cy="3691255"/>
+                    </a:xfrm>
+                    <a:prstGeom prst="rect">
+                      <a:avLst/>
+                    </a:prstGeom>
+                  </pic:spPr>
+                </pic:pic>
+              </a:graphicData>
+            </a:graphic>
+          </wp:inline>
+        </w:drawing>
+      </w:r>
+    </w:p>
+    <w:p>
+      <w:r>
+        <w:lastRenderedPageBreak/>
+        <w:drawing>
+          <wp:inline distT="0" distB="0" distL="0" distR="0" wp14:anchorId="09363C8C" wp14:editId="6C823D9E">
+            <wp:extent cx="5943600" cy="2907030"/>
+            <wp:effectExtent l="0" t="0" r="0" b="7620"/>
+            <wp:docPr id="28" name="Picture 28"/>
+            <wp:cNvGraphicFramePr>
+              <a:graphicFrameLocks xmlns:a="http://schemas.openxmlformats.org/drawingml/2006/main" noChangeAspect="1"/>
+            </wp:cNvGraphicFramePr>
+            <a:graphic xmlns:a="http://schemas.openxmlformats.org/drawingml/2006/main">
+              <a:graphicData uri="http://schemas.openxmlformats.org/drawingml/2006/picture">
+                <pic:pic xmlns:pic="http://schemas.openxmlformats.org/drawingml/2006/picture">
+                  <pic:nvPicPr>
+                    <pic:cNvPr id="1" name=""/>
+                    <pic:cNvPicPr/>
+                  </pic:nvPicPr>
+                  <pic:blipFill>
+                    <a:blip r:embed="rId30"/>
+                    <a:stretch>
+                      <a:fillRect/>
+                    </a:stretch>
+                  </pic:blipFill>
+                  <pic:spPr>
+                    <a:xfrm>
+                      <a:off x="0" y="0"/>
+                      <a:ext cx="5943600" cy="2907030"/>
+                    </a:xfrm>
+                    <a:prstGeom prst="rect">
+                      <a:avLst/>
+                    </a:prstGeom>
+                  </pic:spPr>
+                </pic:pic>
+              </a:graphicData>
+            </a:graphic>
+          </wp:inline>
+        </w:drawing>
+      </w:r>
+    </w:p>
+    <w:p>
+      <w:r>
+        <w:t>Bài 12:</w:t>
+      </w:r>
+    </w:p>
+    <w:p>
+      <w:r>
+        <w:drawing>
+          <wp:inline distT="0" distB="0" distL="0" distR="0" wp14:anchorId="072D5AA8" wp14:editId="67F78FD1">
+            <wp:extent cx="5943600" cy="1202690"/>
+            <wp:effectExtent l="0" t="0" r="0" b="0"/>
+            <wp:docPr id="29" name="Picture 29"/>
+            <wp:cNvGraphicFramePr>
+              <a:graphicFrameLocks xmlns:a="http://schemas.openxmlformats.org/drawingml/2006/main" noChangeAspect="1"/>
+            </wp:cNvGraphicFramePr>
+            <a:graphic xmlns:a="http://schemas.openxmlformats.org/drawingml/2006/main">
+              <a:graphicData uri="http://schemas.openxmlformats.org/drawingml/2006/picture">
+                <pic:pic xmlns:pic="http://schemas.openxmlformats.org/drawingml/2006/picture">
+                  <pic:nvPicPr>
+                    <pic:cNvPr id="1" name=""/>
+                    <pic:cNvPicPr/>
+                  </pic:nvPicPr>
+                  <pic:blipFill>
+                    <a:blip r:embed="rId31"/>
+                    <a:stretch>
+                      <a:fillRect/>
+                    </a:stretch>
+                  </pic:blipFill>
+                  <pic:spPr>
+                    <a:xfrm>
+                      <a:off x="0" y="0"/>
+                      <a:ext cx="5943600" cy="1202690"/>
+                    </a:xfrm>
+                    <a:prstGeom prst="rect">
+                      <a:avLst/>
+                    </a:prstGeom>
+                  </pic:spPr>
+                </pic:pic>
+              </a:graphicData>
+            </a:graphic>
+          </wp:inline>
+        </w:drawing>
+      </w:r>
+    </w:p>
+    <w:p>
+      <w:r>
+        <w:lastRenderedPageBreak/>
+        <w:drawing>
+          <wp:inline distT="0" distB="0" distL="0" distR="0" wp14:anchorId="2A4C81D6" wp14:editId="6FF684C6">
+            <wp:extent cx="5943600" cy="3828415"/>
+            <wp:effectExtent l="0" t="0" r="0" b="635"/>
+            <wp:docPr id="30" name="Picture 30"/>
+            <wp:cNvGraphicFramePr>
+              <a:graphicFrameLocks xmlns:a="http://schemas.openxmlformats.org/drawingml/2006/main" noChangeAspect="1"/>
+            </wp:cNvGraphicFramePr>
+            <a:graphic xmlns:a="http://schemas.openxmlformats.org/drawingml/2006/main">
+              <a:graphicData uri="http://schemas.openxmlformats.org/drawingml/2006/picture">
+                <pic:pic xmlns:pic="http://schemas.openxmlformats.org/drawingml/2006/picture">
+                  <pic:nvPicPr>
+                    <pic:cNvPr id="1" name=""/>
+                    <pic:cNvPicPr/>
+                  </pic:nvPicPr>
+                  <pic:blipFill>
+                    <a:blip r:embed="rId32"/>
+                    <a:stretch>
+                      <a:fillRect/>
+                    </a:stretch>
+                  </pic:blipFill>
+                  <pic:spPr>
+                    <a:xfrm>
+                      <a:off x="0" y="0"/>
+                      <a:ext cx="5943600" cy="3828415"/>
+                    </a:xfrm>
+                    <a:prstGeom prst="rect">
+                      <a:avLst/>
+                    </a:prstGeom>
+                  </pic:spPr>
+                </pic:pic>
+              </a:graphicData>
+            </a:graphic>
+          </wp:inline>
+        </w:drawing>
+      </w:r>
+    </w:p>
+    <w:p>
+      <w:r>
+        <w:t>Bài 13</w:t>
+      </w:r>
+      <w:r>
+        <w:t>:</w:t>
       </w:r>
     </w:p>
     <w:p>

--- a/Tuan_05/Docker_Compose.docx
+++ b/Tuan_05/Docker_Compose.docx
@@ -1,6 +1,6 @@
 
 <file path=word/document.xml><?xml version="1.0" encoding="utf-8"?>
-<w:document xmlns:wpc="http://schemas.microsoft.com/office/word/2010/wordprocessingCanvas" xmlns:mc="http://schemas.openxmlformats.org/markup-compatibility/2006" xmlns:o="urn:schemas-microsoft-com:office:office" xmlns:r="http://schemas.openxmlformats.org/officeDocument/2006/relationships" xmlns:m="http://schemas.openxmlformats.org/officeDocument/2006/math" xmlns:v="urn:schemas-microsoft-com:vml" xmlns:wp14="http://schemas.microsoft.com/office/word/2010/wordprocessingDrawing" xmlns:wp="http://schemas.openxmlformats.org/drawingml/2006/wordprocessingDrawing" xmlns:w10="urn:schemas-microsoft-com:office:word" xmlns:w="http://schemas.openxmlformats.org/wordprocessingml/2006/main" xmlns:w14="http://schemas.microsoft.com/office/word/2010/wordml" xmlns:w15="http://schemas.microsoft.com/office/word/2012/wordml" xmlns:wpg="http://schemas.microsoft.com/office/word/2010/wordprocessingGroup" xmlns:wpi="http://schemas.microsoft.com/office/word/2010/wordprocessingInk" xmlns:wne="http://schemas.microsoft.com/office/word/2006/wordml" xmlns:wps="http://schemas.microsoft.com/office/word/2010/wordprocessingShape" mc:Ignorable="w14 w15 wp14">
+<w:document xmlns:wpc="http://schemas.microsoft.com/office/word/2010/wordprocessingCanvas" xmlns:cx="http://schemas.microsoft.com/office/drawing/2014/chartex" xmlns:cx1="http://schemas.microsoft.com/office/drawing/2015/9/8/chartex" xmlns:cx2="http://schemas.microsoft.com/office/drawing/2015/10/21/chartex" xmlns:cx3="http://schemas.microsoft.com/office/drawing/2016/5/9/chartex" xmlns:cx4="http://schemas.microsoft.com/office/drawing/2016/5/10/chartex" xmlns:cx5="http://schemas.microsoft.com/office/drawing/2016/5/11/chartex" xmlns:cx6="http://schemas.microsoft.com/office/drawing/2016/5/12/chartex" xmlns:cx7="http://schemas.microsoft.com/office/drawing/2016/5/13/chartex" xmlns:cx8="http://schemas.microsoft.com/office/drawing/2016/5/14/chartex" xmlns:mc="http://schemas.openxmlformats.org/markup-compatibility/2006" xmlns:aink="http://schemas.microsoft.com/office/drawing/2016/ink" xmlns:am3d="http://schemas.microsoft.com/office/drawing/2017/model3d" xmlns:o="urn:schemas-microsoft-com:office:office" xmlns:oel="http://schemas.microsoft.com/office/2019/extlst" xmlns:r="http://schemas.openxmlformats.org/officeDocument/2006/relationships" xmlns:m="http://schemas.openxmlformats.org/officeDocument/2006/math" xmlns:v="urn:schemas-microsoft-com:vml" xmlns:wp14="http://schemas.microsoft.com/office/word/2010/wordprocessingDrawing" xmlns:wp="http://schemas.openxmlformats.org/drawingml/2006/wordprocessingDrawing" xmlns:w10="urn:schemas-microsoft-com:office:word" xmlns:w="http://schemas.openxmlformats.org/wordprocessingml/2006/main" xmlns:w14="http://schemas.microsoft.com/office/word/2010/wordml" xmlns:w15="http://schemas.microsoft.com/office/word/2012/wordml" xmlns:w16cex="http://schemas.microsoft.com/office/word/2018/wordml/cex" xmlns:w16cid="http://schemas.microsoft.com/office/word/2016/wordml/cid" xmlns:w16="http://schemas.microsoft.com/office/word/2018/wordml" xmlns:w16sdtdh="http://schemas.microsoft.com/office/word/2020/wordml/sdtdatahash" xmlns:w16se="http://schemas.microsoft.com/office/word/2015/wordml/symex" xmlns:wpg="http://schemas.microsoft.com/office/word/2010/wordprocessingGroup" xmlns:wpi="http://schemas.microsoft.com/office/word/2010/wordprocessingInk" xmlns:wne="http://schemas.microsoft.com/office/word/2006/wordml" xmlns:wps="http://schemas.microsoft.com/office/word/2010/wordprocessingShape" mc:Ignorable="w14 w15 w16se w16cid w16 w16cex w16sdtdh wp14">
   <w:body>
     <w:p>
       <w:r>
@@ -14,8 +14,11 @@
     </w:p>
     <w:p>
       <w:r>
-        <w:drawing>
-          <wp:inline distT="0" distB="0" distL="0" distR="0" wp14:anchorId="1CE88173" wp14:editId="659DB192">
+        <w:rPr>
+          <w:noProof/>
+        </w:rPr>
+        <w:drawing>
+          <wp:inline distT="0" distB="0" distL="0" distR="0" wp14:anchorId="5F32EA3A" wp14:editId="3F508C1E">
             <wp:extent cx="5943600" cy="3345180"/>
             <wp:effectExtent l="0" t="0" r="0" b="7620"/>
             <wp:docPr id="1" name="Picture 1"/>
@@ -53,8 +56,11 @@
     </w:p>
     <w:p>
       <w:r>
-        <w:drawing>
-          <wp:inline distT="0" distB="0" distL="0" distR="0" wp14:anchorId="6042B3D8" wp14:editId="29EF67DA">
+        <w:rPr>
+          <w:noProof/>
+        </w:rPr>
+        <w:drawing>
+          <wp:inline distT="0" distB="0" distL="0" distR="0" wp14:anchorId="101C3BB6" wp14:editId="262B5C4E">
             <wp:extent cx="5943600" cy="3213100"/>
             <wp:effectExtent l="0" t="0" r="0" b="6350"/>
             <wp:docPr id="2" name="Picture 2"/>
@@ -97,9 +103,12 @@
     </w:p>
     <w:p>
       <w:r>
+        <w:rPr>
+          <w:noProof/>
+        </w:rPr>
         <w:lastRenderedPageBreak/>
         <w:drawing>
-          <wp:inline distT="0" distB="0" distL="0" distR="0" wp14:anchorId="368CC038" wp14:editId="7D76C73A">
+          <wp:inline distT="0" distB="0" distL="0" distR="0" wp14:anchorId="6880F619" wp14:editId="366E0E26">
             <wp:extent cx="5943600" cy="2023745"/>
             <wp:effectExtent l="0" t="0" r="0" b="0"/>
             <wp:docPr id="3" name="Picture 3"/>
@@ -138,8 +147,11 @@
     <w:p/>
     <w:p>
       <w:r>
-        <w:drawing>
-          <wp:inline distT="0" distB="0" distL="0" distR="0" wp14:anchorId="7DECD585" wp14:editId="614821C0">
+        <w:rPr>
+          <w:noProof/>
+        </w:rPr>
+        <w:drawing>
+          <wp:inline distT="0" distB="0" distL="0" distR="0" wp14:anchorId="3721A551" wp14:editId="20CFE247">
             <wp:extent cx="5943600" cy="2414905"/>
             <wp:effectExtent l="0" t="0" r="0" b="4445"/>
             <wp:docPr id="4" name="Picture 4"/>
@@ -177,9 +189,12 @@
     </w:p>
     <w:p>
       <w:r>
+        <w:rPr>
+          <w:noProof/>
+        </w:rPr>
         <w:lastRenderedPageBreak/>
         <w:drawing>
-          <wp:inline distT="0" distB="0" distL="0" distR="0" wp14:anchorId="46B76670" wp14:editId="5BDE0B74">
+          <wp:inline distT="0" distB="0" distL="0" distR="0" wp14:anchorId="62288D11" wp14:editId="48B8A5C2">
             <wp:extent cx="5943600" cy="3824605"/>
             <wp:effectExtent l="0" t="0" r="0" b="4445"/>
             <wp:docPr id="5" name="Picture 5"/>
@@ -217,8 +232,11 @@
     </w:p>
     <w:p>
       <w:r>
-        <w:drawing>
-          <wp:inline distT="0" distB="0" distL="0" distR="0" wp14:anchorId="6A84AA93" wp14:editId="203B5248">
+        <w:rPr>
+          <w:noProof/>
+        </w:rPr>
+        <w:drawing>
+          <wp:inline distT="0" distB="0" distL="0" distR="0" wp14:anchorId="6EBBE27C" wp14:editId="38EC952D">
             <wp:extent cx="5943600" cy="2344420"/>
             <wp:effectExtent l="0" t="0" r="0" b="0"/>
             <wp:docPr id="6" name="Picture 6"/>
@@ -261,9 +279,12 @@
     </w:p>
     <w:p>
       <w:r>
+        <w:rPr>
+          <w:noProof/>
+        </w:rPr>
         <w:lastRenderedPageBreak/>
         <w:drawing>
-          <wp:inline distT="0" distB="0" distL="0" distR="0" wp14:anchorId="4DFB8B9E" wp14:editId="4A6C955D">
+          <wp:inline distT="0" distB="0" distL="0" distR="0" wp14:anchorId="6723A900" wp14:editId="5E17540B">
             <wp:extent cx="5943600" cy="3277870"/>
             <wp:effectExtent l="0" t="0" r="0" b="0"/>
             <wp:docPr id="9" name="Picture 9"/>
@@ -301,8 +322,11 @@
     </w:p>
     <w:p>
       <w:r>
-        <w:drawing>
-          <wp:inline distT="0" distB="0" distL="0" distR="0" wp14:anchorId="7846B799" wp14:editId="4FA5EAA9">
+        <w:rPr>
+          <w:noProof/>
+        </w:rPr>
+        <w:drawing>
+          <wp:inline distT="0" distB="0" distL="0" distR="0" wp14:anchorId="40000B2E" wp14:editId="5CB9ADBD">
             <wp:extent cx="3905795" cy="1609950"/>
             <wp:effectExtent l="0" t="0" r="0" b="9525"/>
             <wp:docPr id="10" name="Picture 10"/>
@@ -340,9 +364,12 @@
     </w:p>
     <w:p>
       <w:r>
+        <w:rPr>
+          <w:noProof/>
+        </w:rPr>
         <w:lastRenderedPageBreak/>
         <w:drawing>
-          <wp:inline distT="0" distB="0" distL="0" distR="0" wp14:anchorId="495884F5" wp14:editId="474D9F23">
+          <wp:inline distT="0" distB="0" distL="0" distR="0" wp14:anchorId="5A4B172E" wp14:editId="0DC532A8">
             <wp:extent cx="5943600" cy="3190875"/>
             <wp:effectExtent l="0" t="0" r="0" b="9525"/>
             <wp:docPr id="11" name="Picture 11"/>
@@ -380,8 +407,11 @@
     </w:p>
     <w:p>
       <w:r>
-        <w:drawing>
-          <wp:inline distT="0" distB="0" distL="0" distR="0" wp14:anchorId="7A833FEE" wp14:editId="5C22A7C6">
+        <w:rPr>
+          <w:noProof/>
+        </w:rPr>
+        <w:drawing>
+          <wp:inline distT="0" distB="0" distL="0" distR="0" wp14:anchorId="6134FC92" wp14:editId="48CA46F4">
             <wp:extent cx="5943600" cy="3190875"/>
             <wp:effectExtent l="0" t="0" r="0" b="9525"/>
             <wp:docPr id="12" name="Picture 12"/>
@@ -424,9 +454,12 @@
     </w:p>
     <w:p>
       <w:r>
+        <w:rPr>
+          <w:noProof/>
+        </w:rPr>
         <w:lastRenderedPageBreak/>
         <w:drawing>
-          <wp:inline distT="0" distB="0" distL="0" distR="0" wp14:anchorId="53816AFD" wp14:editId="7989F99A">
+          <wp:inline distT="0" distB="0" distL="0" distR="0" wp14:anchorId="1310D749" wp14:editId="081FBA6E">
             <wp:extent cx="5943600" cy="3859530"/>
             <wp:effectExtent l="0" t="0" r="0" b="7620"/>
             <wp:docPr id="8" name="Picture 8"/>
@@ -464,8 +497,11 @@
     </w:p>
     <w:p>
       <w:r>
-        <w:drawing>
-          <wp:inline distT="0" distB="0" distL="0" distR="0" wp14:anchorId="0B236A73" wp14:editId="136743D7">
+        <w:rPr>
+          <w:noProof/>
+        </w:rPr>
+        <w:drawing>
+          <wp:inline distT="0" distB="0" distL="0" distR="0" wp14:anchorId="443FB633" wp14:editId="5B3D8AC2">
             <wp:extent cx="5496692" cy="2438740"/>
             <wp:effectExtent l="0" t="0" r="8890" b="0"/>
             <wp:docPr id="7" name="Picture 7"/>
@@ -508,9 +544,12 @@
     </w:p>
     <w:p>
       <w:r>
+        <w:rPr>
+          <w:noProof/>
+        </w:rPr>
         <w:lastRenderedPageBreak/>
         <w:drawing>
-          <wp:inline distT="0" distB="0" distL="0" distR="0" wp14:anchorId="1D9A2F58" wp14:editId="35F4C56A">
+          <wp:inline distT="0" distB="0" distL="0" distR="0" wp14:anchorId="63011236" wp14:editId="3B248460">
             <wp:extent cx="5943600" cy="1930400"/>
             <wp:effectExtent l="0" t="0" r="0" b="0"/>
             <wp:docPr id="13" name="Picture 13"/>
@@ -548,8 +587,11 @@
     </w:p>
     <w:p>
       <w:r>
-        <w:drawing>
-          <wp:inline distT="0" distB="0" distL="0" distR="0" wp14:anchorId="6E773E7A" wp14:editId="769ABAB2">
+        <w:rPr>
+          <w:noProof/>
+        </w:rPr>
+        <w:drawing>
+          <wp:inline distT="0" distB="0" distL="0" distR="0" wp14:anchorId="02F719CA" wp14:editId="5CA515B9">
             <wp:extent cx="5943600" cy="696595"/>
             <wp:effectExtent l="0" t="0" r="0" b="8255"/>
             <wp:docPr id="14" name="Picture 14"/>
@@ -587,8 +629,11 @@
     </w:p>
     <w:p>
       <w:r>
-        <w:drawing>
-          <wp:inline distT="0" distB="0" distL="0" distR="0" wp14:anchorId="0DADFF42" wp14:editId="0BB5059E">
+        <w:rPr>
+          <w:noProof/>
+        </w:rPr>
+        <w:drawing>
+          <wp:inline distT="0" distB="0" distL="0" distR="0" wp14:anchorId="443F5504" wp14:editId="4CAD6021">
             <wp:extent cx="4220164" cy="1667108"/>
             <wp:effectExtent l="0" t="0" r="0" b="9525"/>
             <wp:docPr id="15" name="Picture 15"/>
@@ -631,8 +676,11 @@
     </w:p>
     <w:p>
       <w:r>
-        <w:drawing>
-          <wp:inline distT="0" distB="0" distL="0" distR="0" wp14:anchorId="10FEEB6E" wp14:editId="421DA7B2">
+        <w:rPr>
+          <w:noProof/>
+        </w:rPr>
+        <w:drawing>
+          <wp:inline distT="0" distB="0" distL="0" distR="0" wp14:anchorId="324DBE7C" wp14:editId="6B91757C">
             <wp:extent cx="5943600" cy="1967230"/>
             <wp:effectExtent l="0" t="0" r="0" b="0"/>
             <wp:docPr id="16" name="Picture 16"/>
@@ -670,8 +718,11 @@
     </w:p>
     <w:p>
       <w:r>
-        <w:drawing>
-          <wp:inline distT="0" distB="0" distL="0" distR="0" wp14:anchorId="445B76B9" wp14:editId="4A47EA1C">
+        <w:rPr>
+          <w:noProof/>
+        </w:rPr>
+        <w:drawing>
+          <wp:inline distT="0" distB="0" distL="0" distR="0" wp14:anchorId="4654F91A" wp14:editId="44E53961">
             <wp:extent cx="5943600" cy="635000"/>
             <wp:effectExtent l="0" t="0" r="0" b="0"/>
             <wp:docPr id="17" name="Picture 17"/>
@@ -709,9 +760,12 @@
     </w:p>
     <w:p>
       <w:r>
+        <w:rPr>
+          <w:noProof/>
+        </w:rPr>
         <w:lastRenderedPageBreak/>
         <w:drawing>
-          <wp:inline distT="0" distB="0" distL="0" distR="0" wp14:anchorId="6D8E37EB" wp14:editId="5F0FA0F3">
+          <wp:inline distT="0" distB="0" distL="0" distR="0" wp14:anchorId="28D71D66" wp14:editId="5F8F9FC1">
             <wp:extent cx="5943600" cy="3198495"/>
             <wp:effectExtent l="0" t="0" r="0" b="1905"/>
             <wp:docPr id="18" name="Picture 18"/>
@@ -755,8 +809,11 @@
     </w:p>
     <w:p>
       <w:r>
-        <w:drawing>
-          <wp:inline distT="0" distB="0" distL="0" distR="0" wp14:anchorId="2CB83340" wp14:editId="6FDF519D">
+        <w:rPr>
+          <w:noProof/>
+        </w:rPr>
+        <w:drawing>
+          <wp:inline distT="0" distB="0" distL="0" distR="0" wp14:anchorId="23F096D1" wp14:editId="5FD69263">
             <wp:extent cx="5943600" cy="624205"/>
             <wp:effectExtent l="0" t="0" r="0" b="4445"/>
             <wp:docPr id="19" name="Picture 19"/>
@@ -794,8 +851,11 @@
     </w:p>
     <w:p>
       <w:r>
-        <w:drawing>
-          <wp:inline distT="0" distB="0" distL="0" distR="0" wp14:anchorId="0D1EBB3F" wp14:editId="386AD3DC">
+        <w:rPr>
+          <w:noProof/>
+        </w:rPr>
+        <w:drawing>
+          <wp:inline distT="0" distB="0" distL="0" distR="0" wp14:anchorId="45BABE3A" wp14:editId="28207DE1">
             <wp:extent cx="5943600" cy="1736725"/>
             <wp:effectExtent l="0" t="0" r="0" b="0"/>
             <wp:docPr id="20" name="Picture 20"/>
@@ -833,9 +893,12 @@
     </w:p>
     <w:p>
       <w:r>
+        <w:rPr>
+          <w:noProof/>
+        </w:rPr>
         <w:lastRenderedPageBreak/>
         <w:drawing>
-          <wp:inline distT="0" distB="0" distL="0" distR="0" wp14:anchorId="5FCBF3B8" wp14:editId="5F0D04B1">
+          <wp:inline distT="0" distB="0" distL="0" distR="0" wp14:anchorId="0189ED2B" wp14:editId="235C4897">
             <wp:extent cx="5943600" cy="2052955"/>
             <wp:effectExtent l="0" t="0" r="0" b="4445"/>
             <wp:docPr id="21" name="Picture 21"/>
@@ -878,8 +941,11 @@
     </w:p>
     <w:p>
       <w:r>
-        <w:drawing>
-          <wp:inline distT="0" distB="0" distL="0" distR="0" wp14:anchorId="1A99E1A9" wp14:editId="6E9B856C">
+        <w:rPr>
+          <w:noProof/>
+        </w:rPr>
+        <w:drawing>
+          <wp:inline distT="0" distB="0" distL="0" distR="0" wp14:anchorId="265984A7" wp14:editId="5342B7B2">
             <wp:extent cx="5943600" cy="1403985"/>
             <wp:effectExtent l="0" t="0" r="0" b="5715"/>
             <wp:docPr id="22" name="Picture 22"/>
@@ -917,8 +983,11 @@
     </w:p>
     <w:p>
       <w:r>
-        <w:drawing>
-          <wp:inline distT="0" distB="0" distL="0" distR="0" wp14:anchorId="71D12B48" wp14:editId="4B5E8355">
+        <w:rPr>
+          <w:noProof/>
+        </w:rPr>
+        <w:drawing>
+          <wp:inline distT="0" distB="0" distL="0" distR="0" wp14:anchorId="418E12A0" wp14:editId="026D55F3">
             <wp:extent cx="5943600" cy="1072515"/>
             <wp:effectExtent l="0" t="0" r="0" b="0"/>
             <wp:docPr id="23" name="Picture 23"/>
@@ -961,8 +1030,11 @@
     </w:p>
     <w:p>
       <w:r>
-        <w:drawing>
-          <wp:inline distT="0" distB="0" distL="0" distR="0" wp14:anchorId="592F560E" wp14:editId="43E8AC6E">
+        <w:rPr>
+          <w:noProof/>
+        </w:rPr>
+        <w:drawing>
+          <wp:inline distT="0" distB="0" distL="0" distR="0" wp14:anchorId="37870C3E" wp14:editId="52ED6C82">
             <wp:extent cx="3982006" cy="1171739"/>
             <wp:effectExtent l="0" t="0" r="0" b="9525"/>
             <wp:docPr id="24" name="Picture 24"/>
@@ -1006,9 +1078,12 @@
     </w:p>
     <w:p>
       <w:r>
+        <w:rPr>
+          <w:noProof/>
+        </w:rPr>
         <w:lastRenderedPageBreak/>
         <w:drawing>
-          <wp:inline distT="0" distB="0" distL="0" distR="0" wp14:anchorId="1382F8C5" wp14:editId="2D7E47A8">
+          <wp:inline distT="0" distB="0" distL="0" distR="0" wp14:anchorId="79689ABA" wp14:editId="3D04DA2A">
             <wp:extent cx="5943600" cy="3529965"/>
             <wp:effectExtent l="0" t="0" r="0" b="0"/>
             <wp:docPr id="25" name="Picture 25"/>
@@ -1060,8 +1135,11 @@
         <w:t xml:space="preserve"> </w:t>
       </w:r>
       <w:r>
-        <w:drawing>
-          <wp:inline distT="0" distB="0" distL="0" distR="0" wp14:anchorId="45A31BF2" wp14:editId="335F93FB">
+        <w:rPr>
+          <w:noProof/>
+        </w:rPr>
+        <w:drawing>
+          <wp:inline distT="0" distB="0" distL="0" distR="0" wp14:anchorId="7E325C30" wp14:editId="6D07A2F5">
             <wp:extent cx="5943600" cy="3691255"/>
             <wp:effectExtent l="0" t="0" r="0" b="4445"/>
             <wp:docPr id="27" name="Picture 27"/>
@@ -1099,9 +1177,12 @@
     </w:p>
     <w:p>
       <w:r>
+        <w:rPr>
+          <w:noProof/>
+        </w:rPr>
         <w:lastRenderedPageBreak/>
         <w:drawing>
-          <wp:inline distT="0" distB="0" distL="0" distR="0" wp14:anchorId="09363C8C" wp14:editId="6C823D9E">
+          <wp:inline distT="0" distB="0" distL="0" distR="0" wp14:anchorId="59038537" wp14:editId="771A84B1">
             <wp:extent cx="5943600" cy="2907030"/>
             <wp:effectExtent l="0" t="0" r="0" b="7620"/>
             <wp:docPr id="28" name="Picture 28"/>
@@ -1144,8 +1225,11 @@
     </w:p>
     <w:p>
       <w:r>
-        <w:drawing>
-          <wp:inline distT="0" distB="0" distL="0" distR="0" wp14:anchorId="072D5AA8" wp14:editId="67F78FD1">
+        <w:rPr>
+          <w:noProof/>
+        </w:rPr>
+        <w:drawing>
+          <wp:inline distT="0" distB="0" distL="0" distR="0" wp14:anchorId="4F6161DA" wp14:editId="65F3C33B">
             <wp:extent cx="5943600" cy="1202690"/>
             <wp:effectExtent l="0" t="0" r="0" b="0"/>
             <wp:docPr id="29" name="Picture 29"/>
@@ -1183,9 +1267,12 @@
     </w:p>
     <w:p>
       <w:r>
+        <w:rPr>
+          <w:noProof/>
+        </w:rPr>
         <w:lastRenderedPageBreak/>
         <w:drawing>
-          <wp:inline distT="0" distB="0" distL="0" distR="0" wp14:anchorId="2A4C81D6" wp14:editId="6FF684C6">
+          <wp:inline distT="0" distB="0" distL="0" distR="0" wp14:anchorId="5395A2DF" wp14:editId="2E962931">
             <wp:extent cx="5943600" cy="3828415"/>
             <wp:effectExtent l="0" t="0" r="0" b="635"/>
             <wp:docPr id="30" name="Picture 30"/>
@@ -1230,9 +1317,330 @@
       </w:r>
     </w:p>
     <w:p>
-      <w:bookmarkStart w:id="0" w:name="_GoBack"/>
-      <w:bookmarkEnd w:id="0"/>
-    </w:p>
+      <w:r>
+        <w:drawing>
+          <wp:inline distT="0" distB="0" distL="0" distR="0" wp14:anchorId="2D62CBFE" wp14:editId="00D22F83">
+            <wp:extent cx="5943600" cy="3573780"/>
+            <wp:effectExtent l="0" t="0" r="0" b="7620"/>
+            <wp:docPr id="26" name="Picture 26"/>
+            <wp:cNvGraphicFramePr>
+              <a:graphicFrameLocks xmlns:a="http://schemas.openxmlformats.org/drawingml/2006/main" noChangeAspect="1"/>
+            </wp:cNvGraphicFramePr>
+            <a:graphic xmlns:a="http://schemas.openxmlformats.org/drawingml/2006/main">
+              <a:graphicData uri="http://schemas.openxmlformats.org/drawingml/2006/picture">
+                <pic:pic xmlns:pic="http://schemas.openxmlformats.org/drawingml/2006/picture">
+                  <pic:nvPicPr>
+                    <pic:cNvPr id="1" name=""/>
+                    <pic:cNvPicPr/>
+                  </pic:nvPicPr>
+                  <pic:blipFill>
+                    <a:blip r:embed="rId33"/>
+                    <a:stretch>
+                      <a:fillRect/>
+                    </a:stretch>
+                  </pic:blipFill>
+                  <pic:spPr>
+                    <a:xfrm>
+                      <a:off x="0" y="0"/>
+                      <a:ext cx="5943600" cy="3573780"/>
+                    </a:xfrm>
+                    <a:prstGeom prst="rect">
+                      <a:avLst/>
+                    </a:prstGeom>
+                  </pic:spPr>
+                </pic:pic>
+              </a:graphicData>
+            </a:graphic>
+          </wp:inline>
+        </w:drawing>
+      </w:r>
+    </w:p>
+    <w:p>
+      <w:r>
+        <w:lastRenderedPageBreak/>
+        <w:drawing>
+          <wp:inline distT="0" distB="0" distL="0" distR="0" wp14:anchorId="7CBF93D7" wp14:editId="5C97944B">
+            <wp:extent cx="3620005" cy="1352739"/>
+            <wp:effectExtent l="0" t="0" r="0" b="0"/>
+            <wp:docPr id="31" name="Picture 31"/>
+            <wp:cNvGraphicFramePr>
+              <a:graphicFrameLocks xmlns:a="http://schemas.openxmlformats.org/drawingml/2006/main" noChangeAspect="1"/>
+            </wp:cNvGraphicFramePr>
+            <a:graphic xmlns:a="http://schemas.openxmlformats.org/drawingml/2006/main">
+              <a:graphicData uri="http://schemas.openxmlformats.org/drawingml/2006/picture">
+                <pic:pic xmlns:pic="http://schemas.openxmlformats.org/drawingml/2006/picture">
+                  <pic:nvPicPr>
+                    <pic:cNvPr id="1" name=""/>
+                    <pic:cNvPicPr/>
+                  </pic:nvPicPr>
+                  <pic:blipFill>
+                    <a:blip r:embed="rId34"/>
+                    <a:stretch>
+                      <a:fillRect/>
+                    </a:stretch>
+                  </pic:blipFill>
+                  <pic:spPr>
+                    <a:xfrm>
+                      <a:off x="0" y="0"/>
+                      <a:ext cx="3620005" cy="1352739"/>
+                    </a:xfrm>
+                    <a:prstGeom prst="rect">
+                      <a:avLst/>
+                    </a:prstGeom>
+                  </pic:spPr>
+                </pic:pic>
+              </a:graphicData>
+            </a:graphic>
+          </wp:inline>
+        </w:drawing>
+      </w:r>
+    </w:p>
+    <w:p>
+      <w:r>
+        <w:t>Bài 14:</w:t>
+      </w:r>
+    </w:p>
+    <w:p>
+      <w:r>
+        <w:drawing>
+          <wp:inline distT="0" distB="0" distL="0" distR="0" wp14:anchorId="4CEAB526" wp14:editId="37739517">
+            <wp:extent cx="5943600" cy="1529715"/>
+            <wp:effectExtent l="0" t="0" r="0" b="0"/>
+            <wp:docPr id="32" name="Picture 32"/>
+            <wp:cNvGraphicFramePr>
+              <a:graphicFrameLocks xmlns:a="http://schemas.openxmlformats.org/drawingml/2006/main" noChangeAspect="1"/>
+            </wp:cNvGraphicFramePr>
+            <a:graphic xmlns:a="http://schemas.openxmlformats.org/drawingml/2006/main">
+              <a:graphicData uri="http://schemas.openxmlformats.org/drawingml/2006/picture">
+                <pic:pic xmlns:pic="http://schemas.openxmlformats.org/drawingml/2006/picture">
+                  <pic:nvPicPr>
+                    <pic:cNvPr id="1" name=""/>
+                    <pic:cNvPicPr/>
+                  </pic:nvPicPr>
+                  <pic:blipFill>
+                    <a:blip r:embed="rId35"/>
+                    <a:stretch>
+                      <a:fillRect/>
+                    </a:stretch>
+                  </pic:blipFill>
+                  <pic:spPr>
+                    <a:xfrm>
+                      <a:off x="0" y="0"/>
+                      <a:ext cx="5943600" cy="1529715"/>
+                    </a:xfrm>
+                    <a:prstGeom prst="rect">
+                      <a:avLst/>
+                    </a:prstGeom>
+                  </pic:spPr>
+                </pic:pic>
+              </a:graphicData>
+            </a:graphic>
+          </wp:inline>
+        </w:drawing>
+      </w:r>
+    </w:p>
+    <w:p>
+      <w:r>
+        <w:drawing>
+          <wp:inline distT="0" distB="0" distL="0" distR="0" wp14:anchorId="0C4C54F4" wp14:editId="0AF7C1AF">
+            <wp:extent cx="5943600" cy="1591945"/>
+            <wp:effectExtent l="0" t="0" r="0" b="8255"/>
+            <wp:docPr id="33" name="Picture 33"/>
+            <wp:cNvGraphicFramePr>
+              <a:graphicFrameLocks xmlns:a="http://schemas.openxmlformats.org/drawingml/2006/main" noChangeAspect="1"/>
+            </wp:cNvGraphicFramePr>
+            <a:graphic xmlns:a="http://schemas.openxmlformats.org/drawingml/2006/main">
+              <a:graphicData uri="http://schemas.openxmlformats.org/drawingml/2006/picture">
+                <pic:pic xmlns:pic="http://schemas.openxmlformats.org/drawingml/2006/picture">
+                  <pic:nvPicPr>
+                    <pic:cNvPr id="1" name=""/>
+                    <pic:cNvPicPr/>
+                  </pic:nvPicPr>
+                  <pic:blipFill>
+                    <a:blip r:embed="rId36"/>
+                    <a:stretch>
+                      <a:fillRect/>
+                    </a:stretch>
+                  </pic:blipFill>
+                  <pic:spPr>
+                    <a:xfrm>
+                      <a:off x="0" y="0"/>
+                      <a:ext cx="5943600" cy="1591945"/>
+                    </a:xfrm>
+                    <a:prstGeom prst="rect">
+                      <a:avLst/>
+                    </a:prstGeom>
+                  </pic:spPr>
+                </pic:pic>
+              </a:graphicData>
+            </a:graphic>
+          </wp:inline>
+        </w:drawing>
+      </w:r>
+    </w:p>
+    <w:p>
+      <w:r>
+        <w:drawing>
+          <wp:inline distT="0" distB="0" distL="0" distR="0" wp14:anchorId="7167E7CD" wp14:editId="3A34901F">
+            <wp:extent cx="4725059" cy="1524213"/>
+            <wp:effectExtent l="0" t="0" r="0" b="0"/>
+            <wp:docPr id="34" name="Picture 34"/>
+            <wp:cNvGraphicFramePr>
+              <a:graphicFrameLocks xmlns:a="http://schemas.openxmlformats.org/drawingml/2006/main" noChangeAspect="1"/>
+            </wp:cNvGraphicFramePr>
+            <a:graphic xmlns:a="http://schemas.openxmlformats.org/drawingml/2006/main">
+              <a:graphicData uri="http://schemas.openxmlformats.org/drawingml/2006/picture">
+                <pic:pic xmlns:pic="http://schemas.openxmlformats.org/drawingml/2006/picture">
+                  <pic:nvPicPr>
+                    <pic:cNvPr id="1" name=""/>
+                    <pic:cNvPicPr/>
+                  </pic:nvPicPr>
+                  <pic:blipFill>
+                    <a:blip r:embed="rId37"/>
+                    <a:stretch>
+                      <a:fillRect/>
+                    </a:stretch>
+                  </pic:blipFill>
+                  <pic:spPr>
+                    <a:xfrm>
+                      <a:off x="0" y="0"/>
+                      <a:ext cx="4725059" cy="1524213"/>
+                    </a:xfrm>
+                    <a:prstGeom prst="rect">
+                      <a:avLst/>
+                    </a:prstGeom>
+                  </pic:spPr>
+                </pic:pic>
+              </a:graphicData>
+            </a:graphic>
+          </wp:inline>
+        </w:drawing>
+      </w:r>
+    </w:p>
+    <w:p>
+      <w:r>
+        <w:t>Bài 15:</w:t>
+      </w:r>
+    </w:p>
+    <w:p>
+      <w:r>
+        <w:lastRenderedPageBreak/>
+        <w:drawing>
+          <wp:inline distT="0" distB="0" distL="0" distR="0" wp14:anchorId="42D8F6C5" wp14:editId="352B58CF">
+            <wp:extent cx="5943600" cy="2707640"/>
+            <wp:effectExtent l="0" t="0" r="0" b="0"/>
+            <wp:docPr id="35" name="Picture 35"/>
+            <wp:cNvGraphicFramePr>
+              <a:graphicFrameLocks xmlns:a="http://schemas.openxmlformats.org/drawingml/2006/main" noChangeAspect="1"/>
+            </wp:cNvGraphicFramePr>
+            <a:graphic xmlns:a="http://schemas.openxmlformats.org/drawingml/2006/main">
+              <a:graphicData uri="http://schemas.openxmlformats.org/drawingml/2006/picture">
+                <pic:pic xmlns:pic="http://schemas.openxmlformats.org/drawingml/2006/picture">
+                  <pic:nvPicPr>
+                    <pic:cNvPr id="1" name=""/>
+                    <pic:cNvPicPr/>
+                  </pic:nvPicPr>
+                  <pic:blipFill>
+                    <a:blip r:embed="rId38"/>
+                    <a:stretch>
+                      <a:fillRect/>
+                    </a:stretch>
+                  </pic:blipFill>
+                  <pic:spPr>
+                    <a:xfrm>
+                      <a:off x="0" y="0"/>
+                      <a:ext cx="5943600" cy="2707640"/>
+                    </a:xfrm>
+                    <a:prstGeom prst="rect">
+                      <a:avLst/>
+                    </a:prstGeom>
+                  </pic:spPr>
+                </pic:pic>
+              </a:graphicData>
+            </a:graphic>
+          </wp:inline>
+        </w:drawing>
+      </w:r>
+    </w:p>
+    <w:p>
+      <w:r>
+        <w:drawing>
+          <wp:inline distT="0" distB="0" distL="0" distR="0" wp14:anchorId="64656E22" wp14:editId="6604448A">
+            <wp:extent cx="5943600" cy="430530"/>
+            <wp:effectExtent l="0" t="0" r="0" b="7620"/>
+            <wp:docPr id="36" name="Picture 36"/>
+            <wp:cNvGraphicFramePr>
+              <a:graphicFrameLocks xmlns:a="http://schemas.openxmlformats.org/drawingml/2006/main" noChangeAspect="1"/>
+            </wp:cNvGraphicFramePr>
+            <a:graphic xmlns:a="http://schemas.openxmlformats.org/drawingml/2006/main">
+              <a:graphicData uri="http://schemas.openxmlformats.org/drawingml/2006/picture">
+                <pic:pic xmlns:pic="http://schemas.openxmlformats.org/drawingml/2006/picture">
+                  <pic:nvPicPr>
+                    <pic:cNvPr id="1" name=""/>
+                    <pic:cNvPicPr/>
+                  </pic:nvPicPr>
+                  <pic:blipFill>
+                    <a:blip r:embed="rId39"/>
+                    <a:stretch>
+                      <a:fillRect/>
+                    </a:stretch>
+                  </pic:blipFill>
+                  <pic:spPr>
+                    <a:xfrm>
+                      <a:off x="0" y="0"/>
+                      <a:ext cx="5943600" cy="430530"/>
+                    </a:xfrm>
+                    <a:prstGeom prst="rect">
+                      <a:avLst/>
+                    </a:prstGeom>
+                  </pic:spPr>
+                </pic:pic>
+              </a:graphicData>
+            </a:graphic>
+          </wp:inline>
+        </w:drawing>
+      </w:r>
+    </w:p>
+    <w:p>
+      <w:r>
+        <w:drawing>
+          <wp:inline distT="0" distB="0" distL="0" distR="0" wp14:anchorId="69292FCD" wp14:editId="6C1BA96E">
+            <wp:extent cx="2514951" cy="971686"/>
+            <wp:effectExtent l="0" t="0" r="0" b="0"/>
+            <wp:docPr id="37" name="Picture 37"/>
+            <wp:cNvGraphicFramePr>
+              <a:graphicFrameLocks xmlns:a="http://schemas.openxmlformats.org/drawingml/2006/main" noChangeAspect="1"/>
+            </wp:cNvGraphicFramePr>
+            <a:graphic xmlns:a="http://schemas.openxmlformats.org/drawingml/2006/main">
+              <a:graphicData uri="http://schemas.openxmlformats.org/drawingml/2006/picture">
+                <pic:pic xmlns:pic="http://schemas.openxmlformats.org/drawingml/2006/picture">
+                  <pic:nvPicPr>
+                    <pic:cNvPr id="1" name=""/>
+                    <pic:cNvPicPr/>
+                  </pic:nvPicPr>
+                  <pic:blipFill>
+                    <a:blip r:embed="rId40"/>
+                    <a:stretch>
+                      <a:fillRect/>
+                    </a:stretch>
+                  </pic:blipFill>
+                  <pic:spPr>
+                    <a:xfrm>
+                      <a:off x="0" y="0"/>
+                      <a:ext cx="2514951" cy="971686"/>
+                    </a:xfrm>
+                    <a:prstGeom prst="rect">
+                      <a:avLst/>
+                    </a:prstGeom>
+                  </pic:spPr>
+                </pic:pic>
+              </a:graphicData>
+            </a:graphic>
+          </wp:inline>
+        </w:drawing>
+      </w:r>
+    </w:p>
+    <w:p/>
     <w:sectPr>
       <w:pgSz w:w="12240" w:h="15840"/>
       <w:pgMar w:top="1440" w:right="1440" w:bottom="1440" w:left="1440" w:header="720" w:footer="720" w:gutter="0"/>
@@ -1244,7 +1652,7 @@
 </file>
 
 <file path=word/styles.xml><?xml version="1.0" encoding="utf-8"?>
-<w:styles xmlns:mc="http://schemas.openxmlformats.org/markup-compatibility/2006" xmlns:r="http://schemas.openxmlformats.org/officeDocument/2006/relationships" xmlns:w="http://schemas.openxmlformats.org/wordprocessingml/2006/main" xmlns:w14="http://schemas.microsoft.com/office/word/2010/wordml" xmlns:w15="http://schemas.microsoft.com/office/word/2012/wordml" mc:Ignorable="w14 w15">
+<w:styles xmlns:mc="http://schemas.openxmlformats.org/markup-compatibility/2006" xmlns:r="http://schemas.openxmlformats.org/officeDocument/2006/relationships" xmlns:w="http://schemas.openxmlformats.org/wordprocessingml/2006/main" xmlns:w14="http://schemas.microsoft.com/office/word/2010/wordml" xmlns:w15="http://schemas.microsoft.com/office/word/2012/wordml" xmlns:w16cex="http://schemas.microsoft.com/office/word/2018/wordml/cex" xmlns:w16cid="http://schemas.microsoft.com/office/word/2016/wordml/cid" xmlns:w16="http://schemas.microsoft.com/office/word/2018/wordml" xmlns:w16sdtdh="http://schemas.microsoft.com/office/word/2020/wordml/sdtdatahash" xmlns:w16se="http://schemas.microsoft.com/office/word/2015/wordml/symex" mc:Ignorable="w14 w15 w16se w16cid w16 w16cex w16sdtdh">
   <w:docDefaults>
     <w:rPrDefault>
       <w:rPr>
@@ -1260,7 +1668,7 @@
       </w:pPr>
     </w:pPrDefault>
   </w:docDefaults>
-  <w:latentStyles w:defLockedState="0" w:defUIPriority="99" w:defSemiHidden="0" w:defUnhideWhenUsed="0" w:defQFormat="0" w:count="371">
+  <w:latentStyles w:defLockedState="0" w:defUIPriority="99" w:defSemiHidden="0" w:defUnhideWhenUsed="0" w:defQFormat="0" w:count="376">
     <w:lsdException w:name="Normal" w:uiPriority="0" w:qFormat="1"/>
     <w:lsdException w:name="heading 1" w:uiPriority="9" w:qFormat="1"/>
     <w:lsdException w:name="heading 2" w:semiHidden="1" w:uiPriority="9" w:unhideWhenUsed="1" w:qFormat="1"/>
@@ -1632,6 +2040,11 @@
     <w:lsdException w:name="List Table 5 Dark Accent 6" w:uiPriority="50"/>
     <w:lsdException w:name="List Table 6 Colorful Accent 6" w:uiPriority="51"/>
     <w:lsdException w:name="List Table 7 Colorful Accent 6" w:uiPriority="52"/>
+    <w:lsdException w:name="Mention" w:semiHidden="1" w:unhideWhenUsed="1"/>
+    <w:lsdException w:name="Smart Hyperlink" w:semiHidden="1" w:unhideWhenUsed="1"/>
+    <w:lsdException w:name="Hashtag" w:semiHidden="1" w:unhideWhenUsed="1"/>
+    <w:lsdException w:name="Unresolved Mention" w:semiHidden="1" w:unhideWhenUsed="1"/>
+    <w:lsdException w:name="Smart Link" w:semiHidden="1" w:unhideWhenUsed="1"/>
   </w:latentStyles>
   <w:style w:type="paragraph" w:default="1" w:styleId="Normal">
     <w:name w:val="Normal"/>
